--- a/practical-1/Practical-1.docx
+++ b/practical-1/Practical-1.docx
@@ -1,6 +1,6 @@
 
 <file path=word/document.xml><?xml version="1.0" encoding="utf-8"?>
-<w:document xmlns:wpc="http://schemas.microsoft.com/office/word/2010/wordprocessingCanvas" xmlns:cx="http://schemas.microsoft.com/office/drawing/2014/chartex" xmlns:cx1="http://schemas.microsoft.com/office/drawing/2015/9/8/chartex" xmlns:cx2="http://schemas.microsoft.com/office/drawing/2015/10/21/chartex" xmlns:cx3="http://schemas.microsoft.com/office/drawing/2016/5/9/chartex" xmlns:cx4="http://schemas.microsoft.com/office/drawing/2016/5/10/chartex" xmlns:cx5="http://schemas.microsoft.com/office/drawing/2016/5/11/chartex" xmlns:cx6="http://schemas.microsoft.com/office/drawing/2016/5/12/chartex" xmlns:cx7="http://schemas.microsoft.com/office/drawing/2016/5/13/chartex" xmlns:cx8="http://schemas.microsoft.com/office/drawing/2016/5/14/chartex" xmlns:mc="http://schemas.openxmlformats.org/markup-compatibility/2006" xmlns:aink="http://schemas.microsoft.com/office/drawing/2016/ink" xmlns:am3d="http://schemas.microsoft.com/office/drawing/2017/model3d" xmlns:o="urn:schemas-microsoft-com:office:office" xmlns:oel="http://schemas.microsoft.com/office/2019/extlst" xmlns:r="http://schemas.openxmlformats.org/officeDocument/2006/relationships" xmlns:m="http://schemas.openxmlformats.org/officeDocument/2006/math" xmlns:v="urn:schemas-microsoft-com:vml" xmlns:wp14="http://schemas.microsoft.com/office/word/2010/wordprocessingDrawing" xmlns:wp="http://schemas.openxmlformats.org/drawingml/2006/wordprocessingDrawing" xmlns:w10="urn:schemas-microsoft-com:office:word" xmlns:w="http://schemas.openxmlformats.org/wordprocessingml/2006/main" xmlns:w14="http://schemas.microsoft.com/office/word/2010/wordml" xmlns:w15="http://schemas.microsoft.com/office/word/2012/wordml" xmlns:w16cex="http://schemas.microsoft.com/office/word/2018/wordml/cex" xmlns:w16cid="http://schemas.microsoft.com/office/word/2016/wordml/cid" xmlns:w16="http://schemas.microsoft.com/office/word/2018/wordml" xmlns:w16du="http://schemas.microsoft.com/office/word/2023/wordml/word16du" xmlns:w16sdtdh="http://schemas.microsoft.com/office/word/2020/wordml/sdtdatahash" xmlns:w16sdtfl="http://schemas.microsoft.com/office/word/2024/wordml/sdtformatlock" xmlns:w16se="http://schemas.microsoft.com/office/word/2015/wordml/symex" xmlns:wpg="http://schemas.microsoft.com/office/word/2010/wordprocessingGroup" xmlns:wpi="http://schemas.microsoft.com/office/word/2010/wordprocessingInk" xmlns:wne="http://schemas.microsoft.com/office/word/2006/wordml" xmlns:wps="http://schemas.microsoft.com/office/word/2010/wordprocessingShape" mc:Ignorable="w14 w15 w16se w16cid w16 w16cex w16sdtdh w16sdtfl w16du wp14">
+<w:document xmlns:wpc="http://schemas.microsoft.com/office/word/2010/wordprocessingCanvas" xmlns:cx="http://schemas.microsoft.com/office/drawing/2014/chartex" xmlns:cx1="http://schemas.microsoft.com/office/drawing/2015/9/8/chartex" xmlns:cx2="http://schemas.microsoft.com/office/drawing/2015/10/21/chartex" xmlns:cx3="http://schemas.microsoft.com/office/drawing/2016/5/9/chartex" xmlns:cx4="http://schemas.microsoft.com/office/drawing/2016/5/10/chartex" xmlns:cx5="http://schemas.microsoft.com/office/drawing/2016/5/11/chartex" xmlns:cx6="http://schemas.microsoft.com/office/drawing/2016/5/12/chartex" xmlns:cx7="http://schemas.microsoft.com/office/drawing/2016/5/13/chartex" xmlns:cx8="http://schemas.microsoft.com/office/drawing/2016/5/14/chartex" xmlns:mc="http://schemas.openxmlformats.org/markup-compatibility/2006" xmlns:aink="http://schemas.microsoft.com/office/drawing/2016/ink" xmlns:am3d="http://schemas.microsoft.com/office/drawing/2017/model3d" xmlns:o="urn:schemas-microsoft-com:office:office" xmlns:oel="http://schemas.microsoft.com/office/2019/extlst" xmlns:r="http://schemas.openxmlformats.org/officeDocument/2006/relationships" xmlns:m="http://schemas.openxmlformats.org/officeDocument/2006/math" xmlns:v="urn:schemas-microsoft-com:vml" xmlns:wp14="http://schemas.microsoft.com/office/word/2010/wordprocessingDrawing" xmlns:wp="http://schemas.openxmlformats.org/drawingml/2006/wordprocessingDrawing" xmlns:w10="urn:schemas-microsoft-com:office:word" xmlns:w="http://schemas.openxmlformats.org/wordprocessingml/2006/main" xmlns:w14="http://schemas.microsoft.com/office/word/2010/wordml" xmlns:w15="http://schemas.microsoft.com/office/word/2012/wordml" xmlns:w16cei="http://schemas.microsoft.com/office/word/2026/wordml/cei" xmlns:w16cex="http://schemas.microsoft.com/office/word/2018/wordml/cex" xmlns:w16cid="http://schemas.microsoft.com/office/word/2016/wordml/cid" xmlns:w16="http://schemas.microsoft.com/office/word/2018/wordml" xmlns:w16du="http://schemas.microsoft.com/office/word/2023/wordml/word16du" xmlns:w16sdtdh="http://schemas.microsoft.com/office/word/2020/wordml/sdtdatahash" xmlns:w16sdtfl="http://schemas.microsoft.com/office/word/2024/wordml/sdtformatlock" xmlns:w16se="http://schemas.microsoft.com/office/word/2015/wordml/symex" xmlns:wpg="http://schemas.microsoft.com/office/word/2010/wordprocessingGroup" xmlns:wpi="http://schemas.microsoft.com/office/word/2010/wordprocessingInk" xmlns:wne="http://schemas.microsoft.com/office/word/2006/wordml" xmlns:wps="http://schemas.microsoft.com/office/word/2010/wordprocessingShape" mc:Ignorable="w14 w15 w16se w16cid w16 w16cex w16sdtdh w16sdtfl w16du wp14">
   <w:body>
     <w:p>
       <w:pPr>
@@ -13,8 +13,72 @@
         <w:rPr>
           <w:b/>
           <w:bCs/>
-        </w:rPr>
-        <w:t>Practical 1: Array Operations: Traversal, Rotation, and</w:t>
+          <w:noProof/>
+        </w:rPr>
+        <w:drawing>
+          <wp:inline distT="0" distB="0" distL="0" distR="0" wp14:anchorId="3806CE89" wp14:editId="7036DDB3">
+            <wp:extent cx="5686425" cy="7038975"/>
+            <wp:effectExtent l="0" t="0" r="9525" b="9525"/>
+            <wp:docPr id="49655463" name="Picture 1"/>
+            <wp:cNvGraphicFramePr>
+              <a:graphicFrameLocks xmlns:a="http://schemas.openxmlformats.org/drawingml/2006/main" noChangeAspect="1"/>
+            </wp:cNvGraphicFramePr>
+            <a:graphic xmlns:a="http://schemas.openxmlformats.org/drawingml/2006/main">
+              <a:graphicData uri="http://schemas.openxmlformats.org/drawingml/2006/picture">
+                <pic:pic xmlns:pic="http://schemas.openxmlformats.org/drawingml/2006/picture">
+                  <pic:nvPicPr>
+                    <pic:cNvPr id="49655463" name="Picture 49655463"/>
+                    <pic:cNvPicPr/>
+                  </pic:nvPicPr>
+                  <pic:blipFill>
+                    <a:blip r:embed="rId7">
+                      <a:extLst>
+                        <a:ext uri="{28A0092B-C50C-407E-A947-70E740481C1C}">
+                          <a14:useLocalDpi xmlns:a14="http://schemas.microsoft.com/office/drawing/2010/main" val="0"/>
+                        </a:ext>
+                      </a:extLst>
+                    </a:blip>
+                    <a:stretch>
+                      <a:fillRect/>
+                    </a:stretch>
+                  </pic:blipFill>
+                  <pic:spPr>
+                    <a:xfrm>
+                      <a:off x="0" y="0"/>
+                      <a:ext cx="5686425" cy="7038975"/>
+                    </a:xfrm>
+                    <a:prstGeom prst="rect">
+                      <a:avLst/>
+                    </a:prstGeom>
+                  </pic:spPr>
+                </pic:pic>
+              </a:graphicData>
+            </a:graphic>
+          </wp:inline>
+        </w:drawing>
+      </w:r>
+    </w:p>
+    <w:p>
+      <w:pPr>
+        <w:rPr>
+          <w:b/>
+          <w:bCs/>
+        </w:rPr>
+      </w:pPr>
+      <w:r>
+        <w:rPr>
+          <w:b/>
+          <w:bCs/>
+        </w:rPr>
+        <w:t xml:space="preserve">Practical 1: Array Operations: Traversal, Rotation, </w:t>
+      </w:r>
+      <w:proofErr w:type="gramStart"/>
+      <w:r>
+        <w:rPr>
+          <w:b/>
+          <w:bCs/>
+        </w:rPr>
+        <w:t>and</w:t>
       </w:r>
       <w:r>
         <w:rPr>
@@ -28,11 +92,29 @@
           <w:b/>
           <w:bCs/>
         </w:rPr>
-        <w:t>Frequency Analysis</w:t>
-      </w:r>
-    </w:p>
-    <w:p>
-      <w:r>
+        <w:t>Frequency</w:t>
+      </w:r>
+      <w:proofErr w:type="gramEnd"/>
+      <w:r>
+        <w:rPr>
+          <w:b/>
+          <w:bCs/>
+        </w:rPr>
+        <w:t xml:space="preserve"> Analysis</w:t>
+      </w:r>
+    </w:p>
+    <w:p>
+      <w:pPr>
+        <w:rPr>
+          <w:b/>
+          <w:bCs/>
+        </w:rPr>
+      </w:pPr>
+      <w:r>
+        <w:rPr>
+          <w:b/>
+          <w:bCs/>
+        </w:rPr>
         <w:t>Problem 1</w:t>
       </w:r>
     </w:p>
@@ -43,6 +125,7 @@
     </w:p>
     <w:p>
       <w:r>
+        <w:lastRenderedPageBreak/>
         <w:t>hour, the leftmost item is moved to the rightmost position to make room for fresh stock at the</w:t>
       </w:r>
     </w:p>
@@ -61,7 +144,129 @@
         <w:t>there a way to get the correct result without performing the operation h times?</w:t>
       </w:r>
     </w:p>
-    <w:p/>
+    <w:p>
+      <w:pPr>
+        <w:rPr>
+          <w:b/>
+          <w:bCs/>
+        </w:rPr>
+      </w:pPr>
+      <w:proofErr w:type="gramStart"/>
+      <w:r>
+        <w:rPr>
+          <w:b/>
+          <w:bCs/>
+        </w:rPr>
+        <w:t>Code:-</w:t>
+      </w:r>
+      <w:proofErr w:type="gramEnd"/>
+    </w:p>
+    <w:p>
+      <w:pPr>
+        <w:rPr>
+          <w:b/>
+          <w:bCs/>
+        </w:rPr>
+      </w:pPr>
+      <w:hyperlink r:id="rId8" w:history="1">
+        <w:r>
+          <w:rPr>
+            <w:rStyle w:val="Hyperlink"/>
+            <w:b/>
+            <w:bCs/>
+          </w:rPr>
+          <w:t>https://github.com/smitmalaviya80-sys/FDSA-Batch-A/tree/main/practical-1</w:t>
+        </w:r>
+      </w:hyperlink>
+    </w:p>
+    <w:p>
+      <w:pPr>
+        <w:rPr>
+          <w:b/>
+          <w:bCs/>
+        </w:rPr>
+      </w:pPr>
+    </w:p>
+    <w:p>
+      <w:pPr>
+        <w:rPr>
+          <w:b/>
+          <w:bCs/>
+        </w:rPr>
+      </w:pPr>
+      <w:proofErr w:type="gramStart"/>
+      <w:r>
+        <w:rPr>
+          <w:b/>
+          <w:bCs/>
+        </w:rPr>
+        <w:t>Output:-</w:t>
+      </w:r>
+      <w:proofErr w:type="gramEnd"/>
+    </w:p>
+    <w:p>
+      <w:r>
+        <w:drawing>
+          <wp:inline distT="0" distB="0" distL="0" distR="0" wp14:anchorId="61BD7691" wp14:editId="47A6F291">
+            <wp:extent cx="5943600" cy="1731010"/>
+            <wp:effectExtent l="0" t="0" r="0" b="2540"/>
+            <wp:docPr id="469719716" name="Picture 1"/>
+            <wp:cNvGraphicFramePr>
+              <a:graphicFrameLocks xmlns:a="http://schemas.openxmlformats.org/drawingml/2006/main" noChangeAspect="1"/>
+            </wp:cNvGraphicFramePr>
+            <a:graphic xmlns:a="http://schemas.openxmlformats.org/drawingml/2006/main">
+              <a:graphicData uri="http://schemas.openxmlformats.org/drawingml/2006/picture">
+                <pic:pic xmlns:pic="http://schemas.openxmlformats.org/drawingml/2006/picture">
+                  <pic:nvPicPr>
+                    <pic:cNvPr id="469719716" name=""/>
+                    <pic:cNvPicPr/>
+                  </pic:nvPicPr>
+                  <pic:blipFill>
+                    <a:blip r:embed="rId9"/>
+                    <a:stretch>
+                      <a:fillRect/>
+                    </a:stretch>
+                  </pic:blipFill>
+                  <pic:spPr>
+                    <a:xfrm>
+                      <a:off x="0" y="0"/>
+                      <a:ext cx="5943600" cy="1731010"/>
+                    </a:xfrm>
+                    <a:prstGeom prst="rect">
+                      <a:avLst/>
+                    </a:prstGeom>
+                  </pic:spPr>
+                </pic:pic>
+              </a:graphicData>
+            </a:graphic>
+          </wp:inline>
+        </w:drawing>
+      </w:r>
+    </w:p>
+    <w:p>
+      <w:pPr>
+        <w:rPr>
+          <w:b/>
+          <w:bCs/>
+        </w:rPr>
+      </w:pPr>
+      <w:r>
+        <w:rPr>
+          <w:b/>
+          <w:bCs/>
+        </w:rPr>
+        <w:t>Problem-</w:t>
+      </w:r>
+      <w:proofErr w:type="gramStart"/>
+      <w:r>
+        <w:rPr>
+          <w:b/>
+          <w:bCs/>
+        </w:rPr>
+        <w:t>faced:-</w:t>
+      </w:r>
+      <w:proofErr w:type="gramEnd"/>
+    </w:p>
     <w:p>
       <w:r>
         <w:t>Difficulty I show Regarding Problem Solving</w:t>
@@ -69,99 +274,246 @@
     </w:p>
     <w:p>
       <w:r>
-        <w:t>In this  problem I one the I want to learn optimal approach to solve this problem here I used two for loop I want learn how to solve without using second loop within solve only 1 loop that is learn in this problem .</w:t>
-      </w:r>
-    </w:p>
-    <w:p/>
-    <w:p>
-      <w:r>
-        <w:t>Problem 2</w:t>
-      </w:r>
-    </w:p>
-    <w:p>
-      <w:r>
-        <w:t>A library issues books to students and records each book's ID every time it is borrowed. At the</w:t>
-      </w:r>
-    </w:p>
-    <w:p>
-      <w:r>
-        <w:t>end of the month, the librarian wants to find all books that were borrowed more than once, as</w:t>
-      </w:r>
-    </w:p>
-    <w:p>
-      <w:r>
-        <w:t>those need priority restocking. Given the borrowing log, print all such book IDs.</w:t>
-      </w:r>
-    </w:p>
-    <w:p>
-      <w:r>
-        <w:t>Describe the approach you used. How many times does your solution scan the data? If the</w:t>
-      </w:r>
-    </w:p>
-    <w:p>
-      <w:r>
-        <w:t>library had 100,000 borrow records, would your approach still be practical? Can you think of a</w:t>
-      </w:r>
-    </w:p>
-    <w:p>
-      <w:r>
-        <w:t>way that requires fewer passes?</w:t>
-      </w:r>
-    </w:p>
-    <w:p/>
-    <w:p>
-      <w:r>
-        <w:t xml:space="preserve"> </w:t>
-      </w:r>
-      <w:r>
-        <w:t>Here is  I show some difficulty how to check each and every element 1 time we have check 0 to i then I check i+1 to n after this problem I have been solved.</w:t>
+        <w:t xml:space="preserve">In </w:t>
+      </w:r>
+      <w:proofErr w:type="gramStart"/>
+      <w:r>
+        <w:t>this  problem</w:t>
+      </w:r>
+      <w:proofErr w:type="gramEnd"/>
+      <w:r>
+        <w:t xml:space="preserve"> I one the I want to learn optimal approach to solve this problem here I used two for loop I want learn how to solve without using second loop within solve only 1 loop that is learn in this problem .\</w:t>
       </w:r>
     </w:p>
     <w:p/>
     <w:p/>
     <w:p/>
+    <w:p>
+      <w:pPr>
+        <w:rPr>
+          <w:b/>
+          <w:bCs/>
+        </w:rPr>
+      </w:pPr>
+    </w:p>
+    <w:p>
+      <w:pPr>
+        <w:rPr>
+          <w:b/>
+          <w:bCs/>
+        </w:rPr>
+      </w:pPr>
+    </w:p>
+    <w:p>
+      <w:pPr>
+        <w:rPr>
+          <w:b/>
+          <w:bCs/>
+        </w:rPr>
+      </w:pPr>
+    </w:p>
+    <w:p>
+      <w:pPr>
+        <w:rPr>
+          <w:b/>
+          <w:bCs/>
+        </w:rPr>
+      </w:pPr>
+      <w:r>
+        <w:rPr>
+          <w:b/>
+          <w:bCs/>
+        </w:rPr>
+        <w:t>Problem 2</w:t>
+      </w:r>
+    </w:p>
+    <w:p>
+      <w:r>
+        <w:t>A library issues books to students and records each book's ID every time it is borrowed. At the</w:t>
+      </w:r>
+    </w:p>
+    <w:p>
+      <w:r>
+        <w:lastRenderedPageBreak/>
+        <w:t>end of the month, the librarian wants to find all books that were borrowed more than once, as</w:t>
+      </w:r>
+    </w:p>
+    <w:p>
+      <w:r>
+        <w:t>those need priority restocking. Given the borrowing log, print all such book IDs.</w:t>
+      </w:r>
+    </w:p>
+    <w:p>
+      <w:r>
+        <w:t>Describe the approach you used. How many times does your solution scan the data? If the</w:t>
+      </w:r>
+    </w:p>
+    <w:p>
+      <w:r>
+        <w:t>library had 100,000 borrow records, would your approach still be practical? Can you think of a</w:t>
+      </w:r>
+    </w:p>
+    <w:p>
+      <w:r>
+        <w:t>way that requires fewer passes?</w:t>
+      </w:r>
+    </w:p>
     <w:p/>
     <w:p>
-      <w:r>
-        <w:lastRenderedPageBreak/>
-        <w:t>Problem 3</w:t>
-      </w:r>
-    </w:p>
-    <w:p>
-      <w:r>
-        <w:t>A school newspaper editor wants to highlight the most impressive word from a submitted article</w:t>
-      </w:r>
-    </w:p>
-    <w:p>
-      <w:r>
-        <w:t>on the front page. The word is chosen simply by length — the longest one wins. Given a</w:t>
-      </w:r>
-    </w:p>
-    <w:p>
-      <w:r>
-        <w:t>sentence, print the winning word and how many letters it has.</w:t>
-      </w:r>
-    </w:p>
-    <w:p>
-      <w:r>
-        <w:t>Describe the approach you used. What does your solution do when two words have the same</w:t>
-      </w:r>
-    </w:p>
-    <w:p>
-      <w:r>
-        <w:t>length? Is that behavior intentional, and can you think of a way to handle it explicitly?</w:t>
-      </w:r>
-    </w:p>
-    <w:p/>
-    <w:p>
-      <w:r>
-        <w:t xml:space="preserve">Here this problem I have been solved by using string library then  I peak empty </w:t>
-      </w:r>
-      <w:r>
-        <w:t xml:space="preserve">string they store temporary then empty string </w:t>
-      </w:r>
-      <w:r>
-        <w:t>will be stored null character them find max length string and number string length.</w:t>
+      <w:pPr>
+        <w:rPr>
+          <w:b/>
+          <w:bCs/>
+        </w:rPr>
+      </w:pPr>
+      <w:proofErr w:type="gramStart"/>
+      <w:r>
+        <w:rPr>
+          <w:b/>
+          <w:bCs/>
+        </w:rPr>
+        <w:t>Code:-</w:t>
+      </w:r>
+      <w:proofErr w:type="gramEnd"/>
+    </w:p>
+    <w:p>
+      <w:pPr>
+        <w:rPr>
+          <w:b/>
+          <w:bCs/>
+        </w:rPr>
+      </w:pPr>
+      <w:hyperlink r:id="rId10" w:history="1">
+        <w:r>
+          <w:rPr>
+            <w:rStyle w:val="Hyperlink"/>
+            <w:b/>
+            <w:bCs/>
+          </w:rPr>
+          <w:t>https://github.com/smitmalaviya80-sys/FDSA-Batch-A/tree/main/practical-1</w:t>
+        </w:r>
+      </w:hyperlink>
+    </w:p>
+    <w:p>
+      <w:pPr>
+        <w:rPr>
+          <w:b/>
+          <w:bCs/>
+        </w:rPr>
+      </w:pPr>
+      <w:r>
+        <w:rPr>
+          <w:b/>
+          <w:bCs/>
+        </w:rPr>
+        <w:t xml:space="preserve">Output </w:t>
+      </w:r>
+    </w:p>
+    <w:p>
+      <w:r>
+        <w:drawing>
+          <wp:inline distT="0" distB="0" distL="0" distR="0" wp14:anchorId="1949321A" wp14:editId="3F875A64">
+            <wp:extent cx="5943600" cy="1681480"/>
+            <wp:effectExtent l="0" t="0" r="0" b="0"/>
+            <wp:docPr id="1275374471" name="Picture 1"/>
+            <wp:cNvGraphicFramePr>
+              <a:graphicFrameLocks xmlns:a="http://schemas.openxmlformats.org/drawingml/2006/main" noChangeAspect="1"/>
+            </wp:cNvGraphicFramePr>
+            <a:graphic xmlns:a="http://schemas.openxmlformats.org/drawingml/2006/main">
+              <a:graphicData uri="http://schemas.openxmlformats.org/drawingml/2006/picture">
+                <pic:pic xmlns:pic="http://schemas.openxmlformats.org/drawingml/2006/picture">
+                  <pic:nvPicPr>
+                    <pic:cNvPr id="1275374471" name=""/>
+                    <pic:cNvPicPr/>
+                  </pic:nvPicPr>
+                  <pic:blipFill>
+                    <a:blip r:embed="rId11"/>
+                    <a:stretch>
+                      <a:fillRect/>
+                    </a:stretch>
+                  </pic:blipFill>
+                  <pic:spPr>
+                    <a:xfrm>
+                      <a:off x="0" y="0"/>
+                      <a:ext cx="5943600" cy="1681480"/>
+                    </a:xfrm>
+                    <a:prstGeom prst="rect">
+                      <a:avLst/>
+                    </a:prstGeom>
+                  </pic:spPr>
+                </pic:pic>
+              </a:graphicData>
+            </a:graphic>
+          </wp:inline>
+        </w:drawing>
+      </w:r>
+    </w:p>
+    <w:p>
+      <w:pPr>
+        <w:rPr>
+          <w:b/>
+          <w:bCs/>
+          <w:sz w:val="28"/>
+          <w:szCs w:val="28"/>
+        </w:rPr>
+      </w:pPr>
+      <w:r>
+        <w:rPr>
+          <w:b/>
+          <w:bCs/>
+          <w:sz w:val="28"/>
+          <w:szCs w:val="28"/>
+        </w:rPr>
+        <w:t>Problem-</w:t>
+      </w:r>
+      <w:proofErr w:type="gramStart"/>
+      <w:r>
+        <w:rPr>
+          <w:b/>
+          <w:bCs/>
+          <w:sz w:val="28"/>
+          <w:szCs w:val="28"/>
+        </w:rPr>
+        <w:t>faced</w:t>
+      </w:r>
+      <w:r>
+        <w:rPr>
+          <w:b/>
+          <w:bCs/>
+          <w:sz w:val="28"/>
+          <w:szCs w:val="28"/>
+        </w:rPr>
+        <w:t>:-</w:t>
+      </w:r>
+      <w:proofErr w:type="gramEnd"/>
+    </w:p>
+    <w:p>
+      <w:r>
+        <w:t xml:space="preserve">Here </w:t>
+      </w:r>
+      <w:proofErr w:type="gramStart"/>
+      <w:r>
+        <w:t>is  I</w:t>
+      </w:r>
+      <w:proofErr w:type="gramEnd"/>
+      <w:r>
+        <w:t xml:space="preserve"> show some difficulty how to check each and every element 1 time we have check 0 to </w:t>
+      </w:r>
+      <w:proofErr w:type="spellStart"/>
+      <w:r>
+        <w:t>i</w:t>
+      </w:r>
+      <w:proofErr w:type="spellEnd"/>
+      <w:r>
+        <w:t xml:space="preserve"> then I check i+1 </w:t>
+      </w:r>
+      <w:proofErr w:type="spellStart"/>
+      <w:r>
+        <w:t>to n</w:t>
+      </w:r>
+      <w:proofErr w:type="spellEnd"/>
+      <w:r>
+        <w:t xml:space="preserve"> after this problem I have been solved.</w:t>
       </w:r>
     </w:p>
     <w:p/>
@@ -170,7 +522,352 @@
     <w:p/>
     <w:p/>
     <w:p/>
+    <w:p/>
+    <w:p/>
+    <w:p/>
+    <w:p>
+      <w:pPr>
+        <w:rPr>
+          <w:b/>
+          <w:bCs/>
+        </w:rPr>
+      </w:pPr>
+      <w:r>
+        <w:rPr>
+          <w:b/>
+          <w:bCs/>
+        </w:rPr>
+        <w:t>Problem 3</w:t>
+      </w:r>
+    </w:p>
+    <w:p>
+      <w:r>
+        <w:t>A school newspaper editor wants to highlight the most impressive word from a submitted article</w:t>
+      </w:r>
+    </w:p>
+    <w:p>
+      <w:r>
+        <w:t>on the front page. The word is chosen simply by length — the longest one wins. Given a</w:t>
+      </w:r>
+    </w:p>
+    <w:p>
+      <w:r>
+        <w:t>sentence, print the winning word and how many letters it has.</w:t>
+      </w:r>
+    </w:p>
+    <w:p>
+      <w:r>
+        <w:t>Describe the approach you used. What does your solution do when two words have the same</w:t>
+      </w:r>
+    </w:p>
+    <w:p>
+      <w:r>
+        <w:t>length? Is that behavior intentional, and can you think of a way to handle it explicitly?</w:t>
+      </w:r>
+    </w:p>
+    <w:p>
+      <w:pPr>
+        <w:rPr>
+          <w:b/>
+          <w:bCs/>
+        </w:rPr>
+      </w:pPr>
+      <w:proofErr w:type="gramStart"/>
+      <w:r>
+        <w:rPr>
+          <w:b/>
+          <w:bCs/>
+        </w:rPr>
+        <w:t>Code:-</w:t>
+      </w:r>
+      <w:proofErr w:type="gramEnd"/>
+    </w:p>
+    <w:p>
+      <w:pPr>
+        <w:rPr>
+          <w:b/>
+          <w:bCs/>
+        </w:rPr>
+      </w:pPr>
+      <w:hyperlink r:id="rId12" w:history="1">
+        <w:r>
+          <w:rPr>
+            <w:rStyle w:val="Hyperlink"/>
+            <w:b/>
+            <w:bCs/>
+          </w:rPr>
+          <w:t>https://github.com/smitmalaviya80-sys/FDSA-Batch-A/tree/main/practical-1</w:t>
+        </w:r>
+      </w:hyperlink>
+    </w:p>
+    <w:p>
+      <w:pPr>
+        <w:rPr>
+          <w:b/>
+          <w:bCs/>
+        </w:rPr>
+      </w:pPr>
+    </w:p>
+    <w:p>
+      <w:pPr>
+        <w:rPr>
+          <w:b/>
+          <w:bCs/>
+        </w:rPr>
+      </w:pPr>
+      <w:proofErr w:type="gramStart"/>
+      <w:r>
+        <w:rPr>
+          <w:b/>
+          <w:bCs/>
+        </w:rPr>
+        <w:t>Output:-</w:t>
+      </w:r>
+      <w:proofErr w:type="gramEnd"/>
+    </w:p>
+    <w:p>
+      <w:r>
+        <w:drawing>
+          <wp:inline distT="0" distB="0" distL="0" distR="0" wp14:anchorId="537AD62C" wp14:editId="3018ACA4">
+            <wp:extent cx="5943600" cy="950595"/>
+            <wp:effectExtent l="0" t="0" r="0" b="1905"/>
+            <wp:docPr id="1139555728" name="Picture 1"/>
+            <wp:cNvGraphicFramePr>
+              <a:graphicFrameLocks xmlns:a="http://schemas.openxmlformats.org/drawingml/2006/main" noChangeAspect="1"/>
+            </wp:cNvGraphicFramePr>
+            <a:graphic xmlns:a="http://schemas.openxmlformats.org/drawingml/2006/main">
+              <a:graphicData uri="http://schemas.openxmlformats.org/drawingml/2006/picture">
+                <pic:pic xmlns:pic="http://schemas.openxmlformats.org/drawingml/2006/picture">
+                  <pic:nvPicPr>
+                    <pic:cNvPr id="1139555728" name=""/>
+                    <pic:cNvPicPr/>
+                  </pic:nvPicPr>
+                  <pic:blipFill>
+                    <a:blip r:embed="rId13"/>
+                    <a:stretch>
+                      <a:fillRect/>
+                    </a:stretch>
+                  </pic:blipFill>
+                  <pic:spPr>
+                    <a:xfrm>
+                      <a:off x="0" y="0"/>
+                      <a:ext cx="5943600" cy="950595"/>
+                    </a:xfrm>
+                    <a:prstGeom prst="rect">
+                      <a:avLst/>
+                    </a:prstGeom>
+                  </pic:spPr>
+                </pic:pic>
+              </a:graphicData>
+            </a:graphic>
+          </wp:inline>
+        </w:drawing>
+      </w:r>
+    </w:p>
+    <w:p>
+      <w:pPr>
+        <w:rPr>
+          <w:b/>
+          <w:bCs/>
+          <w:sz w:val="28"/>
+          <w:szCs w:val="28"/>
+        </w:rPr>
+      </w:pPr>
+      <w:r>
+        <w:rPr>
+          <w:b/>
+          <w:bCs/>
+          <w:sz w:val="28"/>
+          <w:szCs w:val="28"/>
+        </w:rPr>
+        <w:t>Problem-</w:t>
+      </w:r>
+      <w:proofErr w:type="gramStart"/>
+      <w:r>
+        <w:rPr>
+          <w:b/>
+          <w:bCs/>
+          <w:sz w:val="28"/>
+          <w:szCs w:val="28"/>
+        </w:rPr>
+        <w:t>faced</w:t>
+      </w:r>
+      <w:r>
+        <w:rPr>
+          <w:b/>
+          <w:bCs/>
+          <w:sz w:val="28"/>
+          <w:szCs w:val="28"/>
+        </w:rPr>
+        <w:t>:-</w:t>
+      </w:r>
+      <w:proofErr w:type="gramEnd"/>
+    </w:p>
+    <w:p>
+      <w:r>
+        <w:t xml:space="preserve">Here this problem I have been solved by using string library </w:t>
+      </w:r>
+      <w:proofErr w:type="gramStart"/>
+      <w:r>
+        <w:t>then  I</w:t>
+      </w:r>
+      <w:proofErr w:type="gramEnd"/>
+      <w:r>
+        <w:t xml:space="preserve"> peak empty string they store temporary then empty string will be stored null character them find max length string and number string length.</w:t>
+      </w:r>
+    </w:p>
+    <w:p/>
+    <w:p/>
+    <w:p>
+      <w:pPr>
+        <w:rPr>
+          <w:b/>
+          <w:bCs/>
+          <w:sz w:val="28"/>
+          <w:szCs w:val="28"/>
+        </w:rPr>
+      </w:pPr>
+      <w:proofErr w:type="gramStart"/>
+      <w:r>
+        <w:rPr>
+          <w:b/>
+          <w:bCs/>
+          <w:sz w:val="28"/>
+          <w:szCs w:val="28"/>
+        </w:rPr>
+        <w:t>Conclusion:-</w:t>
+      </w:r>
+      <w:proofErr w:type="gramEnd"/>
+    </w:p>
+    <w:p>
+      <w:r>
+        <w:t>This lab demonstrated three core DSA concepts: optimizing repeated operations using cyclic patterns (Problem 1), efficient frequency counting with hash maps for single-pass duplicate detection (Problem 2), and linear search with proper input preprocessing (Problem 3). Together, they show that recognizing patterns and choosing the right data structure often matters more than brute-force computation for writing efficient, scalable solutions.</w:t>
+      </w:r>
+    </w:p>
+    <w:p>
+      <w:pPr>
+        <w:rPr>
+          <w:b/>
+          <w:bCs/>
+        </w:rPr>
+      </w:pPr>
+      <w:r>
+        <w:rPr>
+          <w:b/>
+          <w:bCs/>
+        </w:rPr>
+        <w:lastRenderedPageBreak/>
+        <w:t>Key-</w:t>
+      </w:r>
+      <w:proofErr w:type="gramStart"/>
+      <w:r>
+        <w:rPr>
+          <w:b/>
+          <w:bCs/>
+        </w:rPr>
+        <w:t>Question:-</w:t>
+      </w:r>
+      <w:proofErr w:type="gramEnd"/>
+    </w:p>
+    <w:p>
+      <w:pPr>
+        <w:pStyle w:val="ListParagraph"/>
+        <w:numPr>
+          <w:ilvl w:val="0"/>
+          <w:numId w:val="1"/>
+        </w:numPr>
+      </w:pPr>
+      <w:r>
+        <w:t>[Problem 1] Why the order repeats: The row has only n possible rotated arrangements, and rotation is deterministic, so by the pigeonhole principle the sequence must eventually revisit a state — creating a cycle. The original order reappears exactly when h is a multiple of n, so the cycle length is n.</w:t>
+      </w:r>
+    </w:p>
+    <w:p/>
+    <w:p>
+      <w:pPr>
+        <w:pStyle w:val="font-claude-response-body"/>
+        <w:numPr>
+          <w:ilvl w:val="0"/>
+          <w:numId w:val="1"/>
+        </w:numPr>
+      </w:pPr>
+      <w:r>
+        <w:rPr>
+          <w:rStyle w:val="Strong"/>
+          <w:b w:val="0"/>
+          <w:bCs w:val="0"/>
+        </w:rPr>
+        <w:t>2. [Problem 2] Book ID appearing three times:</w:t>
+      </w:r>
+      <w:r>
+        <w:t xml:space="preserve"> It should appear </w:t>
+      </w:r>
+      <w:r>
+        <w:rPr>
+          <w:rStyle w:val="Strong"/>
+          <w:b w:val="0"/>
+          <w:bCs w:val="0"/>
+        </w:rPr>
+        <w:t>once</w:t>
+      </w:r>
+      <w:r>
+        <w:t xml:space="preserve"> in the output, since we're identifying which IDs need restocking, not counting repeats. This works correctly if a frequency map is used and output comes from keys with count &gt; 1; verify by testing an ID appearing 3 times and confirming it prints only once.</w:t>
+      </w:r>
+    </w:p>
+    <w:p>
+      <w:pPr>
+        <w:pStyle w:val="font-claude-response-body"/>
+        <w:ind w:left="720"/>
+      </w:pPr>
+    </w:p>
+    <w:p>
+      <w:pPr>
+        <w:pStyle w:val="font-claude-response-body"/>
+        <w:numPr>
+          <w:ilvl w:val="0"/>
+          <w:numId w:val="1"/>
+        </w:numPr>
+      </w:pPr>
+      <w:r>
+        <w:rPr>
+          <w:rStyle w:val="Strong"/>
+          <w:b w:val="0"/>
+          <w:bCs w:val="0"/>
+        </w:rPr>
+        <w:t>3. [Problem 3] Ignoring attached punctuation:</w:t>
+      </w:r>
+      <w:r>
+        <w:t xml:space="preserve"> Punctuation must be stripped from each word </w:t>
+      </w:r>
+      <w:r>
+        <w:rPr>
+          <w:rStyle w:val="Strong"/>
+          <w:b w:val="0"/>
+          <w:bCs w:val="0"/>
+        </w:rPr>
+        <w:t>after splitting but before measuring length</w:t>
+      </w:r>
+      <w:r>
+        <w:t>, since raw splitting on whitespace leaves symbols attached, inflating the count. The core length-comparison logic stays the same — only the token needs cleaning first.</w:t>
+      </w:r>
+    </w:p>
+    <w:p/>
+    <w:p>
+      <w:pPr>
+        <w:rPr>
+          <w:b/>
+          <w:bCs/>
+          <w:sz w:val="28"/>
+          <w:szCs w:val="28"/>
+        </w:rPr>
+      </w:pPr>
+    </w:p>
+    <w:p/>
+    <w:p/>
+    <w:p/>
+    <w:p/>
+    <w:p/>
     <w:sectPr>
+      <w:headerReference w:type="default" r:id="rId14"/>
       <w:pgSz w:w="12240" w:h="15840"/>
       <w:pgMar w:top="1440" w:right="1440" w:bottom="1440" w:left="1440" w:header="720" w:footer="720" w:gutter="0"/>
       <w:cols w:space="720"/>
@@ -178,6 +875,173 @@
     </w:sectPr>
   </w:body>
 </w:document>
+</file>
+
+<file path=word/endnotes.xml><?xml version="1.0" encoding="utf-8"?>
+<w:endnotes xmlns:wpc="http://schemas.microsoft.com/office/word/2010/wordprocessingCanvas" xmlns:cx="http://schemas.microsoft.com/office/drawing/2014/chartex" xmlns:cx1="http://schemas.microsoft.com/office/drawing/2015/9/8/chartex" xmlns:cx2="http://schemas.microsoft.com/office/drawing/2015/10/21/chartex" xmlns:cx3="http://schemas.microsoft.com/office/drawing/2016/5/9/chartex" xmlns:cx4="http://schemas.microsoft.com/office/drawing/2016/5/10/chartex" xmlns:cx5="http://schemas.microsoft.com/office/drawing/2016/5/11/chartex" xmlns:cx6="http://schemas.microsoft.com/office/drawing/2016/5/12/chartex" xmlns:cx7="http://schemas.microsoft.com/office/drawing/2016/5/13/chartex" xmlns:cx8="http://schemas.microsoft.com/office/drawing/2016/5/14/chartex" xmlns:mc="http://schemas.openxmlformats.org/markup-compatibility/2006" xmlns:aink="http://schemas.microsoft.com/office/drawing/2016/ink" xmlns:am3d="http://schemas.microsoft.com/office/drawing/2017/model3d" xmlns:o="urn:schemas-microsoft-com:office:office" xmlns:oel="http://schemas.microsoft.com/office/2019/extlst" xmlns:r="http://schemas.openxmlformats.org/officeDocument/2006/relationships" xmlns:m="http://schemas.openxmlformats.org/officeDocument/2006/math" xmlns:v="urn:schemas-microsoft-com:vml" xmlns:wp14="http://schemas.microsoft.com/office/word/2010/wordprocessingDrawing" xmlns:wp="http://schemas.openxmlformats.org/drawingml/2006/wordprocessingDrawing" xmlns:w10="urn:schemas-microsoft-com:office:word" xmlns:w="http://schemas.openxmlformats.org/wordprocessingml/2006/main" xmlns:w14="http://schemas.microsoft.com/office/word/2010/wordml" xmlns:w15="http://schemas.microsoft.com/office/word/2012/wordml" xmlns:w16cei="http://schemas.microsoft.com/office/word/2026/wordml/cei" xmlns:w16cex="http://schemas.microsoft.com/office/word/2018/wordml/cex" xmlns:w16cid="http://schemas.microsoft.com/office/word/2016/wordml/cid" xmlns:w16="http://schemas.microsoft.com/office/word/2018/wordml" xmlns:w16du="http://schemas.microsoft.com/office/word/2023/wordml/word16du" xmlns:w16sdtdh="http://schemas.microsoft.com/office/word/2020/wordml/sdtdatahash" xmlns:w16sdtfl="http://schemas.microsoft.com/office/word/2024/wordml/sdtformatlock" xmlns:w16se="http://schemas.microsoft.com/office/word/2015/wordml/symex" xmlns:wpg="http://schemas.microsoft.com/office/word/2010/wordprocessingGroup" xmlns:wpi="http://schemas.microsoft.com/office/word/2010/wordprocessingInk" xmlns:wne="http://schemas.microsoft.com/office/word/2006/wordml" xmlns:wps="http://schemas.microsoft.com/office/word/2010/wordprocessingShape" mc:Ignorable="w14 w15 w16se w16cid w16 w16cex w16sdtdh w16sdtfl w16du wp14">
+  <w:endnote w:type="separator" w:id="-1">
+    <w:p>
+      <w:pPr>
+        <w:spacing w:after="0" w:line="240" w:lineRule="auto"/>
+      </w:pPr>
+      <w:r>
+        <w:separator/>
+      </w:r>
+    </w:p>
+  </w:endnote>
+  <w:endnote w:type="continuationSeparator" w:id="0">
+    <w:p>
+      <w:pPr>
+        <w:spacing w:after="0" w:line="240" w:lineRule="auto"/>
+      </w:pPr>
+      <w:r>
+        <w:continuationSeparator/>
+      </w:r>
+    </w:p>
+  </w:endnote>
+</w:endnotes>
+</file>
+
+<file path=word/footnotes.xml><?xml version="1.0" encoding="utf-8"?>
+<w:footnotes xmlns:wpc="http://schemas.microsoft.com/office/word/2010/wordprocessingCanvas" xmlns:cx="http://schemas.microsoft.com/office/drawing/2014/chartex" xmlns:cx1="http://schemas.microsoft.com/office/drawing/2015/9/8/chartex" xmlns:cx2="http://schemas.microsoft.com/office/drawing/2015/10/21/chartex" xmlns:cx3="http://schemas.microsoft.com/office/drawing/2016/5/9/chartex" xmlns:cx4="http://schemas.microsoft.com/office/drawing/2016/5/10/chartex" xmlns:cx5="http://schemas.microsoft.com/office/drawing/2016/5/11/chartex" xmlns:cx6="http://schemas.microsoft.com/office/drawing/2016/5/12/chartex" xmlns:cx7="http://schemas.microsoft.com/office/drawing/2016/5/13/chartex" xmlns:cx8="http://schemas.microsoft.com/office/drawing/2016/5/14/chartex" xmlns:mc="http://schemas.openxmlformats.org/markup-compatibility/2006" xmlns:aink="http://schemas.microsoft.com/office/drawing/2016/ink" xmlns:am3d="http://schemas.microsoft.com/office/drawing/2017/model3d" xmlns:o="urn:schemas-microsoft-com:office:office" xmlns:oel="http://schemas.microsoft.com/office/2019/extlst" xmlns:r="http://schemas.openxmlformats.org/officeDocument/2006/relationships" xmlns:m="http://schemas.openxmlformats.org/officeDocument/2006/math" xmlns:v="urn:schemas-microsoft-com:vml" xmlns:wp14="http://schemas.microsoft.com/office/word/2010/wordprocessingDrawing" xmlns:wp="http://schemas.openxmlformats.org/drawingml/2006/wordprocessingDrawing" xmlns:w10="urn:schemas-microsoft-com:office:word" xmlns:w="http://schemas.openxmlformats.org/wordprocessingml/2006/main" xmlns:w14="http://schemas.microsoft.com/office/word/2010/wordml" xmlns:w15="http://schemas.microsoft.com/office/word/2012/wordml" xmlns:w16cei="http://schemas.microsoft.com/office/word/2026/wordml/cei" xmlns:w16cex="http://schemas.microsoft.com/office/word/2018/wordml/cex" xmlns:w16cid="http://schemas.microsoft.com/office/word/2016/wordml/cid" xmlns:w16="http://schemas.microsoft.com/office/word/2018/wordml" xmlns:w16du="http://schemas.microsoft.com/office/word/2023/wordml/word16du" xmlns:w16sdtdh="http://schemas.microsoft.com/office/word/2020/wordml/sdtdatahash" xmlns:w16sdtfl="http://schemas.microsoft.com/office/word/2024/wordml/sdtformatlock" xmlns:w16se="http://schemas.microsoft.com/office/word/2015/wordml/symex" xmlns:wpg="http://schemas.microsoft.com/office/word/2010/wordprocessingGroup" xmlns:wpi="http://schemas.microsoft.com/office/word/2010/wordprocessingInk" xmlns:wne="http://schemas.microsoft.com/office/word/2006/wordml" xmlns:wps="http://schemas.microsoft.com/office/word/2010/wordprocessingShape" mc:Ignorable="w14 w15 w16se w16cid w16 w16cex w16sdtdh w16sdtfl w16du wp14">
+  <w:footnote w:type="separator" w:id="-1">
+    <w:p>
+      <w:pPr>
+        <w:spacing w:after="0" w:line="240" w:lineRule="auto"/>
+      </w:pPr>
+      <w:r>
+        <w:separator/>
+      </w:r>
+    </w:p>
+  </w:footnote>
+  <w:footnote w:type="continuationSeparator" w:id="0">
+    <w:p>
+      <w:pPr>
+        <w:spacing w:after="0" w:line="240" w:lineRule="auto"/>
+      </w:pPr>
+      <w:r>
+        <w:continuationSeparator/>
+      </w:r>
+    </w:p>
+  </w:footnote>
+</w:footnotes>
+</file>
+
+<file path=word/header1.xml><?xml version="1.0" encoding="utf-8"?>
+<w:hdr xmlns:wpc="http://schemas.microsoft.com/office/word/2010/wordprocessingCanvas" xmlns:cx="http://schemas.microsoft.com/office/drawing/2014/chartex" xmlns:cx1="http://schemas.microsoft.com/office/drawing/2015/9/8/chartex" xmlns:cx2="http://schemas.microsoft.com/office/drawing/2015/10/21/chartex" xmlns:cx3="http://schemas.microsoft.com/office/drawing/2016/5/9/chartex" xmlns:cx4="http://schemas.microsoft.com/office/drawing/2016/5/10/chartex" xmlns:cx5="http://schemas.microsoft.com/office/drawing/2016/5/11/chartex" xmlns:cx6="http://schemas.microsoft.com/office/drawing/2016/5/12/chartex" xmlns:cx7="http://schemas.microsoft.com/office/drawing/2016/5/13/chartex" xmlns:cx8="http://schemas.microsoft.com/office/drawing/2016/5/14/chartex" xmlns:mc="http://schemas.openxmlformats.org/markup-compatibility/2006" xmlns:aink="http://schemas.microsoft.com/office/drawing/2016/ink" xmlns:am3d="http://schemas.microsoft.com/office/drawing/2017/model3d" xmlns:o="urn:schemas-microsoft-com:office:office" xmlns:oel="http://schemas.microsoft.com/office/2019/extlst" xmlns:r="http://schemas.openxmlformats.org/officeDocument/2006/relationships" xmlns:m="http://schemas.openxmlformats.org/officeDocument/2006/math" xmlns:v="urn:schemas-microsoft-com:vml" xmlns:wp14="http://schemas.microsoft.com/office/word/2010/wordprocessingDrawing" xmlns:wp="http://schemas.openxmlformats.org/drawingml/2006/wordprocessingDrawing" xmlns:w10="urn:schemas-microsoft-com:office:word" xmlns:w="http://schemas.openxmlformats.org/wordprocessingml/2006/main" xmlns:w14="http://schemas.microsoft.com/office/word/2010/wordml" xmlns:w15="http://schemas.microsoft.com/office/word/2012/wordml" xmlns:w16cei="http://schemas.microsoft.com/office/word/2026/wordml/cei" xmlns:w16cex="http://schemas.microsoft.com/office/word/2018/wordml/cex" xmlns:w16cid="http://schemas.microsoft.com/office/word/2016/wordml/cid" xmlns:w16="http://schemas.microsoft.com/office/word/2018/wordml" xmlns:w16du="http://schemas.microsoft.com/office/word/2023/wordml/word16du" xmlns:w16sdtdh="http://schemas.microsoft.com/office/word/2020/wordml/sdtdatahash" xmlns:w16sdtfl="http://schemas.microsoft.com/office/word/2024/wordml/sdtformatlock" xmlns:w16se="http://schemas.microsoft.com/office/word/2015/wordml/symex" xmlns:wpg="http://schemas.microsoft.com/office/word/2010/wordprocessingGroup" xmlns:wpi="http://schemas.microsoft.com/office/word/2010/wordprocessingInk" xmlns:wne="http://schemas.microsoft.com/office/word/2006/wordml" xmlns:wps="http://schemas.microsoft.com/office/word/2010/wordprocessingShape" mc:Ignorable="w14 w15 w16se w16cid w16 w16cex w16sdtdh w16sdtfl w16du wp14">
+  <w:p>
+    <w:pPr>
+      <w:pStyle w:val="Header"/>
+    </w:pPr>
+    <w:r>
+      <w:t>FDSA</w:t>
+    </w:r>
+    <w:r>
+      <w:tab/>
+    </w:r>
+    <w:r>
+      <w:tab/>
+      <w:t>25DIT030</w:t>
+    </w:r>
+  </w:p>
+</w:hdr>
+</file>
+
+<file path=word/numbering.xml><?xml version="1.0" encoding="utf-8"?>
+<w:numbering xmlns:wpc="http://schemas.microsoft.com/office/word/2010/wordprocessingCanvas" xmlns:cx="http://schemas.microsoft.com/office/drawing/2014/chartex" xmlns:cx1="http://schemas.microsoft.com/office/drawing/2015/9/8/chartex" xmlns:cx2="http://schemas.microsoft.com/office/drawing/2015/10/21/chartex" xmlns:cx3="http://schemas.microsoft.com/office/drawing/2016/5/9/chartex" xmlns:cx4="http://schemas.microsoft.com/office/drawing/2016/5/10/chartex" xmlns:cx5="http://schemas.microsoft.com/office/drawing/2016/5/11/chartex" xmlns:cx6="http://schemas.microsoft.com/office/drawing/2016/5/12/chartex" xmlns:cx7="http://schemas.microsoft.com/office/drawing/2016/5/13/chartex" xmlns:cx8="http://schemas.microsoft.com/office/drawing/2016/5/14/chartex" xmlns:mc="http://schemas.openxmlformats.org/markup-compatibility/2006" xmlns:aink="http://schemas.microsoft.com/office/drawing/2016/ink" xmlns:am3d="http://schemas.microsoft.com/office/drawing/2017/model3d" xmlns:o="urn:schemas-microsoft-com:office:office" xmlns:oel="http://schemas.microsoft.com/office/2019/extlst" xmlns:r="http://schemas.openxmlformats.org/officeDocument/2006/relationships" xmlns:m="http://schemas.openxmlformats.org/officeDocument/2006/math" xmlns:v="urn:schemas-microsoft-com:vml" xmlns:wp14="http://schemas.microsoft.com/office/word/2010/wordprocessingDrawing" xmlns:wp="http://schemas.openxmlformats.org/drawingml/2006/wordprocessingDrawing" xmlns:w10="urn:schemas-microsoft-com:office:word" xmlns:w="http://schemas.openxmlformats.org/wordprocessingml/2006/main" xmlns:w14="http://schemas.microsoft.com/office/word/2010/wordml" xmlns:w15="http://schemas.microsoft.com/office/word/2012/wordml" xmlns:w16cei="http://schemas.microsoft.com/office/word/2026/wordml/cei" xmlns:w16cex="http://schemas.microsoft.com/office/word/2018/wordml/cex" xmlns:w16cid="http://schemas.microsoft.com/office/word/2016/wordml/cid" xmlns:w16="http://schemas.microsoft.com/office/word/2018/wordml" xmlns:w16du="http://schemas.microsoft.com/office/word/2023/wordml/word16du" xmlns:w16sdtdh="http://schemas.microsoft.com/office/word/2020/wordml/sdtdatahash" xmlns:w16sdtfl="http://schemas.microsoft.com/office/word/2024/wordml/sdtformatlock" xmlns:w16se="http://schemas.microsoft.com/office/word/2015/wordml/symex" xmlns:wpg="http://schemas.microsoft.com/office/word/2010/wordprocessingGroup" xmlns:wpi="http://schemas.microsoft.com/office/word/2010/wordprocessingInk" xmlns:wne="http://schemas.microsoft.com/office/word/2006/wordml" xmlns:wps="http://schemas.microsoft.com/office/word/2010/wordprocessingShape" mc:Ignorable="w14 w15 w16se w16cid w16 w16cex w16sdtdh w16sdtfl w16du wp14">
+  <w:abstractNum w:abstractNumId="0" w15:restartNumberingAfterBreak="0">
+    <w:nsid w:val="36550BAF"/>
+    <w:multiLevelType w:val="hybridMultilevel"/>
+    <w:tmpl w:val="58B48A3C"/>
+    <w:lvl w:ilvl="0" w:tplc="0409000F">
+      <w:start w:val="1"/>
+      <w:numFmt w:val="decimal"/>
+      <w:lvlText w:val="%1."/>
+      <w:lvlJc w:val="left"/>
+      <w:pPr>
+        <w:ind w:left="720" w:hanging="360"/>
+      </w:pPr>
+      <w:rPr>
+        <w:rFonts w:hint="default"/>
+      </w:rPr>
+    </w:lvl>
+    <w:lvl w:ilvl="1" w:tplc="04090019" w:tentative="1">
+      <w:start w:val="1"/>
+      <w:numFmt w:val="lowerLetter"/>
+      <w:lvlText w:val="%2."/>
+      <w:lvlJc w:val="left"/>
+      <w:pPr>
+        <w:ind w:left="1440" w:hanging="360"/>
+      </w:pPr>
+    </w:lvl>
+    <w:lvl w:ilvl="2" w:tplc="0409001B" w:tentative="1">
+      <w:start w:val="1"/>
+      <w:numFmt w:val="lowerRoman"/>
+      <w:lvlText w:val="%3."/>
+      <w:lvlJc w:val="right"/>
+      <w:pPr>
+        <w:ind w:left="2160" w:hanging="180"/>
+      </w:pPr>
+    </w:lvl>
+    <w:lvl w:ilvl="3" w:tplc="0409000F" w:tentative="1">
+      <w:start w:val="1"/>
+      <w:numFmt w:val="decimal"/>
+      <w:lvlText w:val="%4."/>
+      <w:lvlJc w:val="left"/>
+      <w:pPr>
+        <w:ind w:left="2880" w:hanging="360"/>
+      </w:pPr>
+    </w:lvl>
+    <w:lvl w:ilvl="4" w:tplc="04090019" w:tentative="1">
+      <w:start w:val="1"/>
+      <w:numFmt w:val="lowerLetter"/>
+      <w:lvlText w:val="%5."/>
+      <w:lvlJc w:val="left"/>
+      <w:pPr>
+        <w:ind w:left="3600" w:hanging="360"/>
+      </w:pPr>
+    </w:lvl>
+    <w:lvl w:ilvl="5" w:tplc="0409001B" w:tentative="1">
+      <w:start w:val="1"/>
+      <w:numFmt w:val="lowerRoman"/>
+      <w:lvlText w:val="%6."/>
+      <w:lvlJc w:val="right"/>
+      <w:pPr>
+        <w:ind w:left="4320" w:hanging="180"/>
+      </w:pPr>
+    </w:lvl>
+    <w:lvl w:ilvl="6" w:tplc="0409000F" w:tentative="1">
+      <w:start w:val="1"/>
+      <w:numFmt w:val="decimal"/>
+      <w:lvlText w:val="%7."/>
+      <w:lvlJc w:val="left"/>
+      <w:pPr>
+        <w:ind w:left="5040" w:hanging="360"/>
+      </w:pPr>
+    </w:lvl>
+    <w:lvl w:ilvl="7" w:tplc="04090019" w:tentative="1">
+      <w:start w:val="1"/>
+      <w:numFmt w:val="lowerLetter"/>
+      <w:lvlText w:val="%8."/>
+      <w:lvlJc w:val="left"/>
+      <w:pPr>
+        <w:ind w:left="5760" w:hanging="360"/>
+      </w:pPr>
+    </w:lvl>
+    <w:lvl w:ilvl="8" w:tplc="0409001B" w:tentative="1">
+      <w:start w:val="1"/>
+      <w:numFmt w:val="lowerRoman"/>
+      <w:lvlText w:val="%9."/>
+      <w:lvlJc w:val="right"/>
+      <w:pPr>
+        <w:ind w:left="6480" w:hanging="180"/>
+      </w:pPr>
+    </w:lvl>
+  </w:abstractNum>
+  <w:num w:numId="1" w16cid:durableId="863833956">
+    <w:abstractNumId w:val="0"/>
+  </w:num>
+</w:numbering>
 </file>
 
 <file path=word/styles.xml><?xml version="1.0" encoding="utf-8"?>
@@ -783,7 +1647,6 @@
   <w:style w:type="character" w:default="1" w:styleId="DefaultParagraphFont">
     <w:name w:val="Default Paragraph Font"/>
     <w:uiPriority w:val="1"/>
-    <w:semiHidden/>
     <w:unhideWhenUsed/>
   </w:style>
   <w:style w:type="table" w:default="1" w:styleId="TableNormal">
@@ -1096,6 +1959,97 @@
       <w:color w:val="2F5496" w:themeColor="accent1" w:themeShade="BF"/>
       <w:spacing w:val="5"/>
     </w:rPr>
+  </w:style>
+  <w:style w:type="character" w:styleId="Hyperlink">
+    <w:name w:val="Hyperlink"/>
+    <w:basedOn w:val="DefaultParagraphFont"/>
+    <w:uiPriority w:val="99"/>
+    <w:unhideWhenUsed/>
+    <w:rsid w:val="00C95A94"/>
+    <w:rPr>
+      <w:color w:val="0563C1" w:themeColor="hyperlink"/>
+      <w:u w:val="single"/>
+    </w:rPr>
+  </w:style>
+  <w:style w:type="character" w:styleId="UnresolvedMention">
+    <w:name w:val="Unresolved Mention"/>
+    <w:basedOn w:val="DefaultParagraphFont"/>
+    <w:uiPriority w:val="99"/>
+    <w:semiHidden/>
+    <w:unhideWhenUsed/>
+    <w:rsid w:val="00C95A94"/>
+    <w:rPr>
+      <w:color w:val="605E5C"/>
+      <w:shd w:val="clear" w:color="auto" w:fill="E1DFDD"/>
+    </w:rPr>
+  </w:style>
+  <w:style w:type="paragraph" w:customStyle="1" w:styleId="font-claude-response-body">
+    <w:name w:val="font-claude-response-body"/>
+    <w:basedOn w:val="Normal"/>
+    <w:rsid w:val="00F34F35"/>
+    <w:pPr>
+      <w:spacing w:before="100" w:beforeAutospacing="1" w:after="100" w:afterAutospacing="1" w:line="240" w:lineRule="auto"/>
+    </w:pPr>
+    <w:rPr>
+      <w:rFonts w:ascii="Times New Roman" w:eastAsia="Times New Roman" w:hAnsi="Times New Roman" w:cs="Times New Roman"/>
+      <w:kern w:val="0"/>
+      <w14:ligatures w14:val="none"/>
+    </w:rPr>
+  </w:style>
+  <w:style w:type="character" w:styleId="Strong">
+    <w:name w:val="Strong"/>
+    <w:basedOn w:val="DefaultParagraphFont"/>
+    <w:uiPriority w:val="22"/>
+    <w:qFormat/>
+    <w:rsid w:val="00F34F35"/>
+    <w:rPr>
+      <w:b/>
+      <w:bCs/>
+    </w:rPr>
+  </w:style>
+  <w:style w:type="paragraph" w:styleId="Header">
+    <w:name w:val="header"/>
+    <w:basedOn w:val="Normal"/>
+    <w:link w:val="HeaderChar"/>
+    <w:uiPriority w:val="99"/>
+    <w:unhideWhenUsed/>
+    <w:rsid w:val="00A00F3F"/>
+    <w:pPr>
+      <w:tabs>
+        <w:tab w:val="center" w:pos="4680"/>
+        <w:tab w:val="right" w:pos="9360"/>
+      </w:tabs>
+      <w:spacing w:after="0" w:line="240" w:lineRule="auto"/>
+    </w:pPr>
+  </w:style>
+  <w:style w:type="character" w:customStyle="1" w:styleId="HeaderChar">
+    <w:name w:val="Header Char"/>
+    <w:basedOn w:val="DefaultParagraphFont"/>
+    <w:link w:val="Header"/>
+    <w:uiPriority w:val="99"/>
+    <w:rsid w:val="00A00F3F"/>
+  </w:style>
+  <w:style w:type="paragraph" w:styleId="Footer">
+    <w:name w:val="footer"/>
+    <w:basedOn w:val="Normal"/>
+    <w:link w:val="FooterChar"/>
+    <w:uiPriority w:val="99"/>
+    <w:unhideWhenUsed/>
+    <w:rsid w:val="00A00F3F"/>
+    <w:pPr>
+      <w:tabs>
+        <w:tab w:val="center" w:pos="4680"/>
+        <w:tab w:val="right" w:pos="9360"/>
+      </w:tabs>
+      <w:spacing w:after="0" w:line="240" w:lineRule="auto"/>
+    </w:pPr>
+  </w:style>
+  <w:style w:type="character" w:customStyle="1" w:styleId="FooterChar">
+    <w:name w:val="Footer Char"/>
+    <w:basedOn w:val="DefaultParagraphFont"/>
+    <w:link w:val="Footer"/>
+    <w:uiPriority w:val="99"/>
+    <w:rsid w:val="00A00F3F"/>
   </w:style>
 </w:styles>
 </file>
